--- a/report.docx
+++ b/report.docx
@@ -7,15 +7,15 @@
         <w:pStyle w:val="Heading1"/>
         <w:jc w:val="center"/>
       </w:pPr>
-      <w:bookmarkStart w:id="0" w:name="dsa-2040-data-warehousing-and-mining"/>
-      <w:bookmarkStart w:id="1" w:name="executive-summary"/>
-      <w:bookmarkStart w:id="2" w:name="_Toc234922275"/>
-      <w:bookmarkStart w:id="3" w:name="_Toc234923875"/>
+      <w:bookmarkStart w:id="0" w:name="_Toc234922275"/>
+      <w:bookmarkStart w:id="1" w:name="_Toc234923875"/>
+      <w:bookmarkStart w:id="2" w:name="executive-summary"/>
+      <w:bookmarkStart w:id="3" w:name="dsa-2040-data-warehousing-and-mining"/>
       <w:r>
         <w:t>DSA 2040: DATA WAREHOUSING AND MINING</w:t>
       </w:r>
-      <w:bookmarkEnd w:id="2"/>
-      <w:bookmarkEnd w:id="3"/>
+      <w:bookmarkEnd w:id="0"/>
+      <w:bookmarkEnd w:id="1"/>
     </w:p>
     <w:p>
       <w:pPr>
@@ -96,7 +96,6 @@
     <w:p>
       <w:pPr>
         <w:pStyle w:val="FirstParagraph"/>
-        <w:jc w:val="center"/>
         <w:rPr>
           <w:b/>
           <w:bCs/>
@@ -115,28 +114,36 @@
     </w:p>
     <w:p>
       <w:pPr>
+        <w:pStyle w:val="BodyText"/>
+      </w:pPr>
+    </w:p>
+    <w:p>
+      <w:pPr>
         <w:pStyle w:val="FirstParagraph"/>
         <w:jc w:val="center"/>
+      </w:pPr>
+      <w:r>
         <w:rPr>
           <w:b/>
           <w:bCs/>
         </w:rPr>
-      </w:pPr>
-    </w:p>
-    <w:p>
-      <w:pPr>
-        <w:pStyle w:val="FirstParagraph"/>
-        <w:jc w:val="center"/>
-      </w:pPr>
+        <w:t>Course Code:</w:t>
+      </w:r>
+      <w:r>
+        <w:t xml:space="preserve"> DSA 2040</w:t>
+      </w:r>
+      <w:r>
+        <w:br/>
+      </w:r>
       <w:r>
         <w:rPr>
           <w:b/>
           <w:bCs/>
         </w:rPr>
-        <w:t>Course Code:</w:t>
-      </w:r>
-      <w:r>
-        <w:t xml:space="preserve"> DSA 2040</w:t>
+        <w:t>Course Name:</w:t>
+      </w:r>
+      <w:r>
+        <w:t xml:space="preserve"> Data Warehousing and Mining</w:t>
       </w:r>
       <w:r>
         <w:br/>
@@ -146,60 +153,51 @@
           <w:b/>
           <w:bCs/>
         </w:rPr>
-        <w:t>Course Name:</w:t>
-      </w:r>
-      <w:r>
-        <w:t xml:space="preserve"> Data Warehousing and Mining</w:t>
-      </w:r>
-      <w:r>
-        <w:br/>
-      </w:r>
+        <w:t>Date:</w:t>
+      </w:r>
+      <w:r>
+        <w:t xml:space="preserve"> July 2026</w:t>
+      </w:r>
+    </w:p>
+    <w:p>
+      <w:pPr>
+        <w:jc w:val="center"/>
+      </w:pPr>
+    </w:p>
+    <w:p>
+      <w:pPr>
+        <w:pStyle w:val="Heading3"/>
+        <w:jc w:val="center"/>
+      </w:pPr>
+      <w:bookmarkStart w:id="6" w:name="_Toc234922277"/>
+      <w:bookmarkStart w:id="7" w:name="_Toc234923877"/>
+      <w:r>
+        <w:t>GROUP MEMBERS</w:t>
+      </w:r>
+      <w:bookmarkEnd w:id="6"/>
+      <w:bookmarkEnd w:id="7"/>
+    </w:p>
+    <w:p>
+      <w:pPr>
+        <w:pStyle w:val="Compact"/>
+        <w:jc w:val="center"/>
+      </w:pPr>
       <w:r>
         <w:rPr>
           <w:b/>
           <w:bCs/>
         </w:rPr>
-        <w:t>Date:</w:t>
-      </w:r>
-      <w:r>
-        <w:t xml:space="preserve"> July 2026</w:t>
-      </w:r>
-    </w:p>
-    <w:p>
-      <w:pPr>
-        <w:jc w:val="center"/>
-      </w:pPr>
-    </w:p>
-    <w:p>
-      <w:pPr>
-        <w:pStyle w:val="Heading3"/>
-        <w:jc w:val="center"/>
-      </w:pPr>
-      <w:bookmarkStart w:id="6" w:name="_Toc234922277"/>
-      <w:bookmarkStart w:id="7" w:name="_Toc234923877"/>
-      <w:r>
-        <w:t>GROUP MEMBERS</w:t>
-      </w:r>
-      <w:bookmarkEnd w:id="6"/>
-      <w:bookmarkEnd w:id="7"/>
+        <w:t>Mark Kamau</w:t>
+      </w:r>
     </w:p>
     <w:p>
       <w:pPr>
         <w:pStyle w:val="Compact"/>
         <w:jc w:val="center"/>
-      </w:pPr>
-      <w:r>
         <w:rPr>
           <w:b/>
           <w:bCs/>
         </w:rPr>
-        <w:t>Mark Kamau</w:t>
-      </w:r>
-    </w:p>
-    <w:p>
-      <w:pPr>
-        <w:pStyle w:val="Compact"/>
-        <w:jc w:val="center"/>
       </w:pPr>
       <w:r>
         <w:rPr>
@@ -211,6 +209,12 @@
     </w:p>
     <w:sdt>
       <w:sdtPr>
+        <w:rPr>
+          <w:rFonts w:asciiTheme="minorHAnsi" w:eastAsiaTheme="minorEastAsia" w:hAnsiTheme="minorHAnsi" w:cstheme="minorBidi"/>
+          <w:color w:val="auto"/>
+          <w:sz w:val="24"/>
+          <w:szCs w:val="24"/>
+        </w:rPr>
         <w:id w:val="894786970"/>
         <w:docPartObj>
           <w:docPartGallery w:val="Table of Contents"/>
@@ -219,13 +223,9 @@
       </w:sdtPr>
       <w:sdtEndPr>
         <w:rPr>
-          <w:rFonts w:asciiTheme="minorHAnsi" w:eastAsiaTheme="minorEastAsia" w:hAnsiTheme="minorHAnsi" w:cstheme="minorBidi"/>
           <w:b/>
           <w:bCs/>
           <w:noProof/>
-          <w:color w:val="auto"/>
-          <w:sz w:val="24"/>
-          <w:szCs w:val="24"/>
         </w:rPr>
       </w:sdtEndPr>
       <w:sdtContent>
@@ -2412,7 +2412,7 @@
         <w:rPr>
           <w:noProof/>
         </w:rPr>
-        <w:pict w14:anchorId="4AAB9614">
+        <w:pict w14:anchorId="52E7473A">
           <v:rect id="_x0000_i1031" alt="" style="width:451.3pt;height:.05pt;mso-width-percent:0;mso-height-percent:0;mso-width-percent:0;mso-height-percent:0" o:hralign="center" o:hrstd="t" o:hr="t"/>
         </w:pict>
       </w:r>
@@ -2421,13 +2421,13 @@
       <w:pPr>
         <w:pStyle w:val="Heading2"/>
       </w:pPr>
-      <w:bookmarkStart w:id="9" w:name="problem-statement-business-scenario"/>
-      <w:bookmarkStart w:id="10" w:name="_Toc234923879"/>
-      <w:bookmarkEnd w:id="1"/>
+      <w:bookmarkStart w:id="9" w:name="_Toc234923879"/>
+      <w:bookmarkStart w:id="10" w:name="problem-statement-business-scenario"/>
+      <w:bookmarkEnd w:id="2"/>
       <w:r>
         <w:t>2. PROBLEM STATEMENT &amp; BUSINESS SCENARIO</w:t>
       </w:r>
-      <w:bookmarkEnd w:id="10"/>
+      <w:bookmarkEnd w:id="9"/>
     </w:p>
     <w:p>
       <w:pPr>
@@ -3163,7 +3163,7 @@
         <w:rPr>
           <w:noProof/>
         </w:rPr>
-        <w:pict w14:anchorId="409D606B">
+        <w:pict w14:anchorId="3A48BB8C">
           <v:rect id="_x0000_i1030" alt="" style="width:451.3pt;height:.05pt;mso-width-percent:0;mso-height-percent:0;mso-width-percent:0;mso-height-percent:0" o:hralign="center" o:hrstd="t" o:hr="t"/>
         </w:pict>
       </w:r>
@@ -3172,25 +3172,25 @@
       <w:pPr>
         <w:pStyle w:val="Heading2"/>
       </w:pPr>
-      <w:bookmarkStart w:id="12" w:name="dimensional-schema-design-decisions"/>
-      <w:bookmarkStart w:id="13" w:name="_Toc234923880"/>
-      <w:bookmarkEnd w:id="9"/>
+      <w:bookmarkStart w:id="12" w:name="_Toc234923880"/>
+      <w:bookmarkStart w:id="13" w:name="dimensional-schema-design-decisions"/>
+      <w:bookmarkEnd w:id="10"/>
       <w:bookmarkEnd w:id="11"/>
       <w:r>
         <w:t>3. DIMENSIONAL SCHEMA DESIGN DECISIONS</w:t>
       </w:r>
-      <w:bookmarkEnd w:id="13"/>
+      <w:bookmarkEnd w:id="12"/>
     </w:p>
     <w:p>
       <w:pPr>
         <w:pStyle w:val="Heading3"/>
       </w:pPr>
-      <w:bookmarkStart w:id="14" w:name="star-schema-vs.-snowflake-schema"/>
-      <w:bookmarkStart w:id="15" w:name="_Toc234923881"/>
+      <w:bookmarkStart w:id="14" w:name="_Toc234923881"/>
+      <w:bookmarkStart w:id="15" w:name="star-schema-vs.-snowflake-schema"/>
       <w:r>
         <w:t>3.1 Star Schema vs. Snowflake Schema</w:t>
       </w:r>
-      <w:bookmarkEnd w:id="15"/>
+      <w:bookmarkEnd w:id="14"/>
     </w:p>
     <w:p>
       <w:pPr>
@@ -3468,129 +3468,129 @@
       <w:pPr>
         <w:pStyle w:val="Heading3"/>
       </w:pPr>
-      <w:bookmarkStart w:id="16" w:name="X7f4e2bf10514490cf2d92673a35076115bb8695"/>
-      <w:bookmarkStart w:id="17" w:name="_Toc234923882"/>
-      <w:bookmarkEnd w:id="14"/>
+      <w:bookmarkStart w:id="16" w:name="_Toc234923882"/>
+      <w:bookmarkStart w:id="17" w:name="X7f4e2bf10514490cf2d92673a35076115bb8695"/>
+      <w:bookmarkEnd w:id="15"/>
       <w:r>
         <w:t>3.2 Entity-Relationship (ERD) / Dimensional Model</w:t>
       </w:r>
+      <w:bookmarkEnd w:id="16"/>
+    </w:p>
+    <w:p>
+      <w:pPr>
+        <w:pStyle w:val="FirstParagraph"/>
+      </w:pPr>
+      <w:r>
+        <w:t>Below is the visual structure of our implemented Star Schema:</w:t>
+      </w:r>
+    </w:p>
+    <w:p>
+      <w:pPr>
+        <w:pStyle w:val="SourceCode"/>
+      </w:pPr>
+      <w:r>
+        <w:rPr>
+          <w:rStyle w:val="VerbatimChar"/>
+        </w:rPr>
+        <w:t xml:space="preserve">       [ Dim_Date ]                    [ Dim_Product ]</w:t>
+      </w:r>
+      <w:r>
+        <w:br/>
+      </w:r>
+      <w:r>
+        <w:rPr>
+          <w:rStyle w:val="VerbatimChar"/>
+        </w:rPr>
+        <w:t xml:space="preserve">     (date_key - PK)                  (product_key - PK)</w:t>
+      </w:r>
+      <w:r>
+        <w:br/>
+      </w:r>
+      <w:r>
+        <w:rPr>
+          <w:rStyle w:val="VerbatimChar"/>
+        </w:rPr>
+        <w:t xml:space="preserve">            \                                /</w:t>
+      </w:r>
+      <w:r>
+        <w:br/>
+      </w:r>
+      <w:r>
+        <w:rPr>
+          <w:rStyle w:val="VerbatimChar"/>
+        </w:rPr>
+        <w:t xml:space="preserve">             \                              /</w:t>
+      </w:r>
+      <w:r>
+        <w:br/>
+      </w:r>
+      <w:r>
+        <w:rPr>
+          <w:rStyle w:val="VerbatimChar"/>
+        </w:rPr>
+        <w:t xml:space="preserve">              v                            v</w:t>
+      </w:r>
+      <w:r>
+        <w:br/>
+      </w:r>
+      <w:r>
+        <w:rPr>
+          <w:rStyle w:val="VerbatimChar"/>
+        </w:rPr>
+        <w:t xml:space="preserve">             [          Fact_Sales          ] &lt;--- [ Dim_Customer ]</w:t>
+      </w:r>
+      <w:r>
+        <w:br/>
+      </w:r>
+      <w:r>
+        <w:rPr>
+          <w:rStyle w:val="VerbatimChar"/>
+        </w:rPr>
+        <w:t xml:space="preserve">              ^                            ^      (customer_key - PK)</w:t>
+      </w:r>
+      <w:r>
+        <w:br/>
+      </w:r>
+      <w:r>
+        <w:rPr>
+          <w:rStyle w:val="VerbatimChar"/>
+        </w:rPr>
+        <w:t xml:space="preserve">             /                              \</w:t>
+      </w:r>
+      <w:r>
+        <w:br/>
+      </w:r>
+      <w:r>
+        <w:rPr>
+          <w:rStyle w:val="VerbatimChar"/>
+        </w:rPr>
+        <w:t xml:space="preserve">            /                                \</w:t>
+      </w:r>
+      <w:r>
+        <w:br/>
+      </w:r>
+      <w:r>
+        <w:rPr>
+          <w:rStyle w:val="VerbatimChar"/>
+        </w:rPr>
+        <w:t xml:space="preserve">     [ Dim_Channel ]                   [ Staging_Sales_Cleaned ]</w:t>
+      </w:r>
+      <w:r>
+        <w:br/>
+      </w:r>
+      <w:r>
+        <w:rPr>
+          <w:rStyle w:val="VerbatimChar"/>
+        </w:rPr>
+        <w:t xml:space="preserve">    (channel_key - PK)                   (Ingestion Landing Table)</w:t>
+      </w:r>
+    </w:p>
+    <w:p>
+      <w:pPr>
+        <w:pStyle w:val="BodyText"/>
+      </w:pPr>
+      <w:bookmarkStart w:id="18" w:name="data-dictionary"/>
       <w:bookmarkEnd w:id="17"/>
-    </w:p>
-    <w:p>
-      <w:pPr>
-        <w:pStyle w:val="FirstParagraph"/>
-      </w:pPr>
-      <w:r>
-        <w:t>Below is the visual structure of our implemented Star Schema:</w:t>
-      </w:r>
-    </w:p>
-    <w:p>
-      <w:pPr>
-        <w:pStyle w:val="SourceCode"/>
-      </w:pPr>
-      <w:r>
-        <w:rPr>
-          <w:rStyle w:val="VerbatimChar"/>
-        </w:rPr>
-        <w:t xml:space="preserve">       [ Dim_Date ]                    [ Dim_Product ]</w:t>
-      </w:r>
-      <w:r>
-        <w:br/>
-      </w:r>
-      <w:r>
-        <w:rPr>
-          <w:rStyle w:val="VerbatimChar"/>
-        </w:rPr>
-        <w:t xml:space="preserve">     (date_key - PK)                  (product_key - PK)</w:t>
-      </w:r>
-      <w:r>
-        <w:br/>
-      </w:r>
-      <w:r>
-        <w:rPr>
-          <w:rStyle w:val="VerbatimChar"/>
-        </w:rPr>
-        <w:t xml:space="preserve">            \                                /</w:t>
-      </w:r>
-      <w:r>
-        <w:br/>
-      </w:r>
-      <w:r>
-        <w:rPr>
-          <w:rStyle w:val="VerbatimChar"/>
-        </w:rPr>
-        <w:t xml:space="preserve">             \                              /</w:t>
-      </w:r>
-      <w:r>
-        <w:br/>
-      </w:r>
-      <w:r>
-        <w:rPr>
-          <w:rStyle w:val="VerbatimChar"/>
-        </w:rPr>
-        <w:t xml:space="preserve">              v                            v</w:t>
-      </w:r>
-      <w:r>
-        <w:br/>
-      </w:r>
-      <w:r>
-        <w:rPr>
-          <w:rStyle w:val="VerbatimChar"/>
-        </w:rPr>
-        <w:t xml:space="preserve">             [          Fact_Sales          ] &lt;--- [ Dim_Customer ]</w:t>
-      </w:r>
-      <w:r>
-        <w:br/>
-      </w:r>
-      <w:r>
-        <w:rPr>
-          <w:rStyle w:val="VerbatimChar"/>
-        </w:rPr>
-        <w:t xml:space="preserve">              ^                            ^      (customer_key - PK)</w:t>
-      </w:r>
-      <w:r>
-        <w:br/>
-      </w:r>
-      <w:r>
-        <w:rPr>
-          <w:rStyle w:val="VerbatimChar"/>
-        </w:rPr>
-        <w:t xml:space="preserve">             /                              \</w:t>
-      </w:r>
-      <w:r>
-        <w:br/>
-      </w:r>
-      <w:r>
-        <w:rPr>
-          <w:rStyle w:val="VerbatimChar"/>
-        </w:rPr>
-        <w:t xml:space="preserve">            /                                \</w:t>
-      </w:r>
-      <w:r>
-        <w:br/>
-      </w:r>
-      <w:r>
-        <w:rPr>
-          <w:rStyle w:val="VerbatimChar"/>
-        </w:rPr>
-        <w:t xml:space="preserve">     [ Dim_Channel ]                   [ Staging_Sales_Cleaned ]</w:t>
-      </w:r>
-      <w:r>
-        <w:br/>
-      </w:r>
-      <w:r>
-        <w:rPr>
-          <w:rStyle w:val="VerbatimChar"/>
-        </w:rPr>
-        <w:t xml:space="preserve">    (channel_key - PK)                   (Ingestion Landing Table)</w:t>
-      </w:r>
-    </w:p>
-    <w:p>
-      <w:pPr>
-        <w:pStyle w:val="BodyText"/>
-      </w:pPr>
-      <w:bookmarkStart w:id="18" w:name="data-dictionary"/>
-      <w:bookmarkEnd w:id="16"/>
       <w:r>
         <w:rPr>
           <w:noProof/>
@@ -3798,7 +3798,7 @@
         <w:rPr>
           <w:noProof/>
         </w:rPr>
-        <w:pict w14:anchorId="5E510CA2">
+        <w:pict w14:anchorId="0EEF63D5">
           <v:rect id="_x0000_i1029" alt="" style="width:451.3pt;height:.05pt;mso-width-percent:0;mso-height-percent:0;mso-width-percent:0;mso-height-percent:0" o:hralign="center" o:hrstd="t" o:hr="t"/>
         </w:pict>
       </w:r>
@@ -3807,15 +3807,15 @@
       <w:pPr>
         <w:pStyle w:val="Heading2"/>
       </w:pPr>
-      <w:bookmarkStart w:id="21" w:name="the-etl-extract-transform-load-process"/>
-      <w:bookmarkStart w:id="22" w:name="_Toc234923884"/>
-      <w:bookmarkEnd w:id="12"/>
+      <w:bookmarkStart w:id="21" w:name="_Toc234923884"/>
+      <w:bookmarkStart w:id="22" w:name="the-etl-extract-transform-load-process"/>
+      <w:bookmarkEnd w:id="13"/>
       <w:bookmarkEnd w:id="18"/>
       <w:bookmarkEnd w:id="20"/>
       <w:r>
         <w:t>4. THE ETL (EXTRACT, TRANSFORM, LOAD) PROCESS</w:t>
       </w:r>
-      <w:bookmarkEnd w:id="22"/>
+      <w:bookmarkEnd w:id="21"/>
     </w:p>
     <w:p>
       <w:pPr>
@@ -3829,12 +3829,12 @@
       <w:pPr>
         <w:pStyle w:val="Heading3"/>
       </w:pPr>
-      <w:bookmarkStart w:id="23" w:name="extraction-phase"/>
-      <w:bookmarkStart w:id="24" w:name="_Toc234923885"/>
+      <w:bookmarkStart w:id="23" w:name="_Toc234923885"/>
+      <w:bookmarkStart w:id="24" w:name="extraction-phase"/>
       <w:r>
         <w:t>4.1 Extraction Phase</w:t>
       </w:r>
-      <w:bookmarkEnd w:id="24"/>
+      <w:bookmarkEnd w:id="23"/>
     </w:p>
     <w:p>
       <w:pPr>
@@ -3858,20 +3858,20 @@
       <w:pPr>
         <w:pStyle w:val="Heading3"/>
       </w:pPr>
-      <w:bookmarkStart w:id="25" w:name="transformation-phase-data-cleansing"/>
-      <w:bookmarkStart w:id="26" w:name="_Toc234923886"/>
-      <w:bookmarkEnd w:id="23"/>
+      <w:bookmarkStart w:id="25" w:name="_Toc234923886"/>
+      <w:bookmarkStart w:id="26" w:name="transformation-phase-data-cleansing"/>
+      <w:bookmarkEnd w:id="24"/>
       <w:r>
         <w:t>4.2 Transformation Phase (Data Cleansing)</w:t>
       </w:r>
+      <w:bookmarkEnd w:id="25"/>
+    </w:p>
+    <w:p>
+      <w:pPr>
+        <w:pStyle w:val="BodyText"/>
+      </w:pPr>
+      <w:bookmarkStart w:id="27" w:name="X91b0b2f299a00a11a440dabf26775e694f1b98c"/>
       <w:bookmarkEnd w:id="26"/>
-    </w:p>
-    <w:p>
-      <w:pPr>
-        <w:pStyle w:val="BodyText"/>
-      </w:pPr>
-      <w:bookmarkStart w:id="27" w:name="X91b0b2f299a00a11a440dabf26775e694f1b98c"/>
-      <w:bookmarkEnd w:id="25"/>
       <w:r>
         <w:t>Key transactional anomalies were resolved programmatically:</w:t>
       </w:r>
@@ -3994,7 +3994,7 @@
         <w:rPr>
           <w:noProof/>
         </w:rPr>
-        <w:pict w14:anchorId="0112BBD4">
+        <w:pict w14:anchorId="5D685134">
           <v:rect id="_x0000_i1028" alt="" style="width:451.3pt;height:.05pt;mso-width-percent:0;mso-height-percent:0;mso-width-percent:0;mso-height-percent:0" o:hralign="center" o:hrstd="t" o:hr="t"/>
         </w:pict>
       </w:r>
@@ -4003,14 +4003,14 @@
       <w:pPr>
         <w:pStyle w:val="Heading2"/>
       </w:pPr>
-      <w:bookmarkStart w:id="28" w:name="database-optimization-techniques"/>
-      <w:bookmarkStart w:id="29" w:name="_Toc234923887"/>
-      <w:bookmarkEnd w:id="21"/>
+      <w:bookmarkStart w:id="28" w:name="_Toc234923887"/>
+      <w:bookmarkStart w:id="29" w:name="database-optimization-techniques"/>
+      <w:bookmarkEnd w:id="22"/>
       <w:bookmarkEnd w:id="27"/>
       <w:r>
         <w:t>5. DATABASE OPTIMIZATION TECHNIQUES</w:t>
       </w:r>
-      <w:bookmarkEnd w:id="29"/>
+      <w:bookmarkEnd w:id="28"/>
     </w:p>
     <w:p>
       <w:pPr>
@@ -4024,20 +4024,20 @@
       <w:pPr>
         <w:pStyle w:val="Heading3"/>
       </w:pPr>
-      <w:bookmarkStart w:id="30" w:name="table-partitioning"/>
-      <w:bookmarkStart w:id="31" w:name="_Toc234923888"/>
+      <w:bookmarkStart w:id="30" w:name="_Toc234923888"/>
+      <w:bookmarkStart w:id="31" w:name="table-partitioning"/>
       <w:r>
         <w:lastRenderedPageBreak/>
         <w:t>5.1 Table Partitioning</w:t>
       </w:r>
+      <w:bookmarkEnd w:id="30"/>
+    </w:p>
+    <w:p>
+      <w:pPr>
+        <w:pStyle w:val="BodyText"/>
+      </w:pPr>
+      <w:bookmarkStart w:id="32" w:name="indexing-b-tree-structures"/>
       <w:bookmarkEnd w:id="31"/>
-    </w:p>
-    <w:p>
-      <w:pPr>
-        <w:pStyle w:val="BodyText"/>
-      </w:pPr>
-      <w:bookmarkStart w:id="32" w:name="indexing-b-tree-structures"/>
-      <w:bookmarkEnd w:id="30"/>
       <w:r>
         <w:t>The central fact table was split into range partitions by year (</w:t>
       </w:r>
@@ -4114,23 +4114,20 @@
       <w:pPr>
         <w:pStyle w:val="Heading3"/>
       </w:pPr>
-      <w:bookmarkStart w:id="34" w:name="materialized-views"/>
-      <w:bookmarkStart w:id="35" w:name="_Toc234923890"/>
+      <w:bookmarkStart w:id="34" w:name="_Toc234923890"/>
+      <w:bookmarkStart w:id="35" w:name="materialized-views"/>
       <w:bookmarkEnd w:id="32"/>
       <w:r>
         <w:t>5.3 Materialized Views</w:t>
       </w:r>
-      <w:bookmarkEnd w:id="35"/>
+      <w:bookmarkEnd w:id="34"/>
     </w:p>
     <w:p>
       <w:pPr>
         <w:pStyle w:val="BodyText"/>
       </w:pPr>
       <w:r>
-        <w:t>C</w:t>
-      </w:r>
-      <w:r>
-        <w:t>omplex, multi-table joins were pre-calculated and cached on the disk as a Materialized View (</w:t>
+        <w:t>Complex, multi-table joins were pre-calculated and cached on the disk as a Materialized View (</w:t>
       </w:r>
       <w:r>
         <w:rPr>
@@ -4152,21 +4149,7 @@
           <w:i/>
           <w:iCs/>
         </w:rPr>
-        <w:t xml:space="preserve">All optimization implementation scripts </w:t>
-      </w:r>
-      <w:r>
-        <w:rPr>
-          <w:i/>
-          <w:iCs/>
-        </w:rPr>
-        <w:t>are in</w:t>
-      </w:r>
-      <w:r>
-        <w:rPr>
-          <w:i/>
-          <w:iCs/>
-        </w:rPr>
-        <w:t xml:space="preserve"> </w:t>
+        <w:t xml:space="preserve">All optimization implementation scripts are in </w:t>
       </w:r>
       <w:r>
         <w:rPr>
@@ -4190,7 +4173,7 @@
         <w:rPr>
           <w:noProof/>
         </w:rPr>
-        <w:pict w14:anchorId="7967E61C">
+        <w:pict w14:anchorId="4EF1AAB1">
           <v:rect id="_x0000_i1027" alt="" style="width:451.3pt;height:.05pt;mso-width-percent:0;mso-height-percent:0;mso-width-percent:0;mso-height-percent:0" o:hralign="center" o:hrstd="t" o:hr="t"/>
         </w:pict>
       </w:r>
@@ -4199,14 +4182,14 @@
       <w:pPr>
         <w:pStyle w:val="Heading2"/>
       </w:pPr>
-      <w:bookmarkStart w:id="36" w:name="multidimensional-olap-analysis"/>
-      <w:bookmarkStart w:id="37" w:name="_Toc234923891"/>
-      <w:bookmarkEnd w:id="28"/>
-      <w:bookmarkEnd w:id="34"/>
+      <w:bookmarkStart w:id="36" w:name="_Toc234923891"/>
+      <w:bookmarkStart w:id="37" w:name="multidimensional-olap-analysis"/>
+      <w:bookmarkEnd w:id="29"/>
+      <w:bookmarkEnd w:id="35"/>
       <w:r>
         <w:t>6. MULTIDIMENSIONAL OLAP ANALYSIS</w:t>
       </w:r>
-      <w:bookmarkEnd w:id="37"/>
+      <w:bookmarkEnd w:id="36"/>
     </w:p>
     <w:p>
       <w:pPr>
@@ -4220,12 +4203,12 @@
       <w:pPr>
         <w:pStyle w:val="Heading3"/>
       </w:pPr>
-      <w:bookmarkStart w:id="38" w:name="roll-up-zooming-out"/>
-      <w:bookmarkStart w:id="39" w:name="_Toc234923892"/>
+      <w:bookmarkStart w:id="38" w:name="_Toc234923892"/>
+      <w:bookmarkStart w:id="39" w:name="roll-up-zooming-out"/>
       <w:r>
         <w:t>6.1 Roll-Up (Zooming Out)</w:t>
       </w:r>
-      <w:bookmarkEnd w:id="39"/>
+      <w:bookmarkEnd w:id="38"/>
     </w:p>
     <w:p>
       <w:pPr>
@@ -4290,13 +4273,13 @@
       <w:pPr>
         <w:pStyle w:val="Heading3"/>
       </w:pPr>
-      <w:bookmarkStart w:id="40" w:name="drill-down-zooming-in"/>
-      <w:bookmarkStart w:id="41" w:name="_Toc234923893"/>
-      <w:bookmarkEnd w:id="38"/>
+      <w:bookmarkStart w:id="40" w:name="_Toc234923893"/>
+      <w:bookmarkStart w:id="41" w:name="drill-down-zooming-in"/>
+      <w:bookmarkEnd w:id="39"/>
       <w:r>
         <w:t>6.2 Drill-Down (Zooming In)</w:t>
       </w:r>
-      <w:bookmarkEnd w:id="41"/>
+      <w:bookmarkEnd w:id="40"/>
     </w:p>
     <w:p>
       <w:pPr>
@@ -4362,13 +4345,13 @@
       <w:pPr>
         <w:pStyle w:val="Heading3"/>
       </w:pPr>
-      <w:bookmarkStart w:id="42" w:name="slice-filtering-one-dimension"/>
-      <w:bookmarkStart w:id="43" w:name="_Toc234923894"/>
-      <w:bookmarkEnd w:id="40"/>
+      <w:bookmarkStart w:id="42" w:name="_Toc234923894"/>
+      <w:bookmarkStart w:id="43" w:name="slice-filtering-one-dimension"/>
+      <w:bookmarkEnd w:id="41"/>
       <w:r>
         <w:t>6.3 Slice (Filtering One Dimension)</w:t>
       </w:r>
-      <w:bookmarkEnd w:id="43"/>
+      <w:bookmarkEnd w:id="42"/>
     </w:p>
     <w:p>
       <w:pPr>
@@ -4443,13 +4426,13 @@
       <w:pPr>
         <w:pStyle w:val="Heading3"/>
       </w:pPr>
-      <w:bookmarkStart w:id="44" w:name="dice-filtering-multiple-dimensions"/>
-      <w:bookmarkStart w:id="45" w:name="_Toc234923895"/>
-      <w:bookmarkEnd w:id="42"/>
+      <w:bookmarkStart w:id="44" w:name="_Toc234923895"/>
+      <w:bookmarkStart w:id="45" w:name="dice-filtering-multiple-dimensions"/>
+      <w:bookmarkEnd w:id="43"/>
       <w:r>
         <w:t>6.4 Dice (Filtering Multiple Dimensions)</w:t>
       </w:r>
-      <w:bookmarkEnd w:id="45"/>
+      <w:bookmarkEnd w:id="44"/>
     </w:p>
     <w:p>
       <w:pPr>
@@ -4595,7 +4578,7 @@
         <w:rPr>
           <w:noProof/>
         </w:rPr>
-        <w:pict w14:anchorId="79035B3A">
+        <w:pict w14:anchorId="26E5E4FD">
           <v:rect id="_x0000_i1026" alt="" style="width:451.3pt;height:.05pt;mso-width-percent:0;mso-height-percent:0;mso-width-percent:0;mso-height-percent:0" o:hralign="center" o:hrstd="t" o:hr="t"/>
         </w:pict>
       </w:r>
@@ -4604,14 +4587,14 @@
       <w:pPr>
         <w:pStyle w:val="Heading2"/>
       </w:pPr>
-      <w:bookmarkStart w:id="46" w:name="performance-evaluation-explain-analyze"/>
-      <w:bookmarkStart w:id="47" w:name="_Toc234923896"/>
-      <w:bookmarkEnd w:id="36"/>
-      <w:bookmarkEnd w:id="44"/>
+      <w:bookmarkStart w:id="46" w:name="_Toc234923896"/>
+      <w:bookmarkStart w:id="47" w:name="performance-evaluation-explain-analyze"/>
+      <w:bookmarkEnd w:id="37"/>
+      <w:bookmarkEnd w:id="45"/>
       <w:r>
         <w:t>7. PERFORMANCE EVALUATION (EXPLAIN ANALYZE)</w:t>
       </w:r>
-      <w:bookmarkEnd w:id="47"/>
+      <w:bookmarkEnd w:id="46"/>
     </w:p>
     <w:p>
       <w:pPr>
@@ -4625,12 +4608,12 @@
       <w:pPr>
         <w:pStyle w:val="Heading3"/>
       </w:pPr>
-      <w:bookmarkStart w:id="48" w:name="benchmark-query-execution-comparison"/>
-      <w:bookmarkStart w:id="49" w:name="_Toc234923897"/>
+      <w:bookmarkStart w:id="48" w:name="_Toc234923897"/>
+      <w:bookmarkStart w:id="49" w:name="benchmark-query-execution-comparison"/>
       <w:r>
         <w:t>Benchmark Query Execution Comparison</w:t>
       </w:r>
-      <w:bookmarkEnd w:id="49"/>
+      <w:bookmarkEnd w:id="48"/>
     </w:p>
     <w:tbl>
       <w:tblPr>
@@ -4889,28 +4872,7 @@
                 <w:b/>
                 <w:bCs/>
               </w:rPr>
-              <w:t xml:space="preserve">100.4 </w:t>
-            </w:r>
-            <w:r>
-              <w:rPr>
-                <w:b/>
-                <w:bCs/>
-              </w:rPr>
-              <w:t>%</w:t>
-            </w:r>
-            <w:r>
-              <w:rPr>
-                <w:b/>
-                <w:bCs/>
-              </w:rPr>
-              <w:t xml:space="preserve"> </w:t>
-            </w:r>
-            <w:r>
-              <w:rPr>
-                <w:b/>
-                <w:bCs/>
-              </w:rPr>
-              <w:t>Faster</w:t>
+              <w:t>100.4 % Faster</w:t>
             </w:r>
           </w:p>
         </w:tc>
@@ -4991,14 +4953,7 @@
                 <w:b/>
                 <w:bCs/>
               </w:rPr>
-              <w:t>2815.9 %</w:t>
-            </w:r>
-            <w:r>
-              <w:rPr>
-                <w:b/>
-                <w:bCs/>
-              </w:rPr>
-              <w:t xml:space="preserve"> Faster</w:t>
+              <w:t>2815.9 % Faster</w:t>
             </w:r>
           </w:p>
         </w:tc>
@@ -5203,14 +5158,14 @@
       <w:pPr>
         <w:pStyle w:val="Heading3"/>
       </w:pPr>
-      <w:bookmarkStart w:id="50" w:name="performance-findings-discussion"/>
-      <w:bookmarkStart w:id="51" w:name="_Toc234923898"/>
-      <w:bookmarkEnd w:id="48"/>
+      <w:bookmarkStart w:id="50" w:name="_Toc234923898"/>
+      <w:bookmarkStart w:id="51" w:name="performance-findings-discussion"/>
+      <w:bookmarkEnd w:id="49"/>
       <w:r>
         <w:lastRenderedPageBreak/>
         <w:t>Performance Findings &amp; Discussion</w:t>
       </w:r>
-      <w:bookmarkEnd w:id="51"/>
+      <w:bookmarkEnd w:id="50"/>
     </w:p>
     <w:p>
       <w:pPr>
@@ -5261,7 +5216,7 @@
         <w:rPr>
           <w:noProof/>
         </w:rPr>
-        <w:pict w14:anchorId="27CCB5E2">
+        <w:pict w14:anchorId="6F8AA259">
           <v:rect id="_x0000_i1025" alt="" style="width:451.3pt;height:.05pt;mso-width-percent:0;mso-height-percent:0;mso-width-percent:0;mso-height-percent:0" o:hralign="center" o:hrstd="t" o:hr="t"/>
         </w:pict>
       </w:r>
@@ -5270,45 +5225,45 @@
       <w:pPr>
         <w:pStyle w:val="Heading2"/>
       </w:pPr>
-      <w:bookmarkStart w:id="52" w:name="conclusions-and-recommendations"/>
-      <w:bookmarkStart w:id="53" w:name="_Toc234923899"/>
-      <w:bookmarkEnd w:id="46"/>
-      <w:bookmarkEnd w:id="50"/>
+      <w:bookmarkStart w:id="52" w:name="_Toc234923899"/>
+      <w:bookmarkStart w:id="53" w:name="conclusions-and-recommendations"/>
+      <w:bookmarkEnd w:id="47"/>
+      <w:bookmarkEnd w:id="51"/>
       <w:r>
         <w:t>8. CONCLUSIONS AND RECOMMENDATIONS</w:t>
       </w:r>
-      <w:bookmarkEnd w:id="53"/>
+      <w:bookmarkEnd w:id="52"/>
     </w:p>
     <w:p>
       <w:pPr>
         <w:pStyle w:val="Heading3"/>
       </w:pPr>
-      <w:bookmarkStart w:id="54" w:name="conclusions"/>
-      <w:bookmarkStart w:id="55" w:name="_Toc234923900"/>
+      <w:bookmarkStart w:id="54" w:name="_Toc234923900"/>
+      <w:bookmarkStart w:id="55" w:name="conclusions"/>
       <w:r>
         <w:t>Conclusions</w:t>
       </w:r>
+      <w:bookmarkEnd w:id="54"/>
+    </w:p>
+    <w:p>
+      <w:pPr>
+        <w:pStyle w:val="FirstParagraph"/>
+      </w:pPr>
+      <w:r>
+        <w:t>Our group successfully consolidated heterogeneous sales records from In-Store (CSV), Online (JSON), and Partner (Excel) files into a single PostgreSQL Star Schema database. By introducing a customer dimension and channel region maps, we fulfilled all analytical parameters set by retail management.</w:t>
+      </w:r>
+    </w:p>
+    <w:p>
+      <w:pPr>
+        <w:pStyle w:val="Heading3"/>
+      </w:pPr>
+      <w:bookmarkStart w:id="56" w:name="_Toc234923901"/>
+      <w:bookmarkStart w:id="57" w:name="recommendations"/>
       <w:bookmarkEnd w:id="55"/>
-    </w:p>
-    <w:p>
-      <w:pPr>
-        <w:pStyle w:val="FirstParagraph"/>
-      </w:pPr>
-      <w:r>
-        <w:t>Our group successfully consolidated heterogeneous sales records from In-Store (CSV), Online (JSON), and Partner (Excel) files into a single PostgreSQL Star Schema database. By introducing a customer dimension and channel region maps, we fulfilled all analytical parameters set by retail management.</w:t>
-      </w:r>
-    </w:p>
-    <w:p>
-      <w:pPr>
-        <w:pStyle w:val="Heading3"/>
-      </w:pPr>
-      <w:bookmarkStart w:id="56" w:name="recommendations"/>
-      <w:bookmarkStart w:id="57" w:name="_Toc234923901"/>
-      <w:bookmarkEnd w:id="54"/>
       <w:r>
         <w:t>Recommendations</w:t>
       </w:r>
-      <w:bookmarkEnd w:id="57"/>
+      <w:bookmarkEnd w:id="56"/>
     </w:p>
     <w:p>
       <w:pPr>
@@ -5375,9 +5330,9 @@
       <w:r>
         <w:t>) to keep analytical reports updated without locking tables during business hours.</w:t>
       </w:r>
-      <w:bookmarkEnd w:id="0"/>
-      <w:bookmarkEnd w:id="52"/>
-      <w:bookmarkEnd w:id="56"/>
+      <w:bookmarkEnd w:id="3"/>
+      <w:bookmarkEnd w:id="53"/>
+      <w:bookmarkEnd w:id="57"/>
     </w:p>
     <w:sectPr>
       <w:footerReference w:type="even" r:id="rId16"/>
